--- a/05_Website_Angular/docs/ResumeMatch-PH-Codebase.docx
+++ b/05_Website_Angular/docs/ResumeMatch-PH-Codebase.docx
@@ -37,7 +37,7 @@
           <w:sz w:val="19"/>
           <w:szCs w:val="19"/>
         </w:rPr>
-        <w:t xml:space="preserve">ResumeMatch PH · Talenss/CapstoneWebsite · branch claude/frontend-angular-migration-5wg3nu at f23f0f0</w:t>
+        <w:t>ResumeMatch PH · Talenss/CapstoneWebsite · branch claude/frontend-angular-migration-5wg3nu at e26ded0</w:t>
       </w:r>
     </w:p>
     <w:p>
@@ -302,7 +302,7 @@
                 <w:sz w:val="16"/>
                 <w:szCs w:val="16"/>
               </w:rPr>
-              <w:t xml:space="preserve">~11,900</w:t>
+              <w:t>~13,700</w:t>
             </w:r>
           </w:p>
         </w:tc>
@@ -331,7 +331,7 @@
                 <w:sz w:val="16"/>
                 <w:szCs w:val="16"/>
               </w:rPr>
-              <w:t xml:space="preserve">Angular 21 front end — every page, both builds</w:t>
+              <w:t>Angular 21 front end — every page, both builds</w:t>
             </w:r>
           </w:p>
         </w:tc>
@@ -391,7 +391,7 @@
                 <w:sz w:val="16"/>
                 <w:szCs w:val="16"/>
               </w:rPr>
-              <w:t xml:space="preserve">4,115</w:t>
+              <w:t>5,433</w:t>
             </w:r>
           </w:p>
         </w:tc>
@@ -420,7 +420,7 @@
                 <w:sz w:val="16"/>
                 <w:szCs w:val="16"/>
               </w:rPr>
-              <w:t xml:space="preserve">Node/Express API in TypeScript — every rule not trusted to a browser</w:t>
+              <w:t>Node/Express API in TypeScript — every rule not safe in a browser</w:t>
             </w:r>
           </w:p>
         </w:tc>
@@ -480,7 +480,7 @@
                 <w:sz w:val="16"/>
                 <w:szCs w:val="16"/>
               </w:rPr>
-              <w:t xml:space="preserve">627</w:t>
+              <w:t>700</w:t>
             </w:r>
           </w:p>
         </w:tc>
@@ -509,7 +509,7 @@
                 <w:sz w:val="16"/>
                 <w:szCs w:val="16"/>
               </w:rPr>
-              <w:t xml:space="preserve">One PostgreSQL file: 21 tables, constraints, seed data</w:t>
+              <w:t>One PostgreSQL file: 22 tables, constraints, seed data</w:t>
             </w:r>
           </w:p>
         </w:tc>
@@ -569,7 +569,7 @@
                 <w:sz w:val="16"/>
                 <w:szCs w:val="16"/>
               </w:rPr>
-              <w:t xml:space="preserve">2,366</w:t>
+              <w:t>3,480</w:t>
             </w:r>
           </w:p>
         </w:tc>
@@ -598,7 +598,7 @@
                 <w:sz w:val="16"/>
                 <w:szCs w:val="16"/>
               </w:rPr>
-              <w:t xml:space="preserve">Five automated suites</w:t>
+              <w:t>Six automated suites</w:t>
             </w:r>
           </w:p>
         </w:tc>
@@ -658,7 +658,7 @@
                 <w:sz w:val="16"/>
                 <w:szCs w:val="16"/>
               </w:rPr>
-              <w:t xml:space="preserve">1,174</w:t>
+              <w:t>1,523</w:t>
             </w:r>
           </w:p>
         </w:tc>
@@ -687,7 +687,7 @@
                 <w:sz w:val="16"/>
                 <w:szCs w:val="16"/>
               </w:rPr>
-              <w:t xml:space="preserve">Seven Playwright browser walkthroughs</w:t>
+              <w:t>Nine Playwright browser walkthroughs</w:t>
             </w:r>
           </w:p>
         </w:tc>
@@ -747,7 +747,7 @@
                 <w:sz w:val="16"/>
                 <w:szCs w:val="16"/>
               </w:rPr>
-              <w:t xml:space="preserve">6 files</w:t>
+              <w:t>10 files</w:t>
             </w:r>
           </w:p>
         </w:tc>
@@ -1646,7 +1646,7 @@
                 <w:sz w:val="16"/>
                 <w:szCs w:val="16"/>
               </w:rPr>
-              <w:t xml:space="preserve">361</w:t>
+              <w:t>433</w:t>
             </w:r>
           </w:p>
         </w:tc>
@@ -1735,7 +1735,7 @@
                 <w:sz w:val="16"/>
                 <w:szCs w:val="16"/>
               </w:rPr>
-              <w:t xml:space="preserve">229</w:t>
+              <w:t>340</w:t>
             </w:r>
           </w:p>
         </w:tc>
@@ -1824,7 +1824,7 @@
                 <w:sz w:val="16"/>
                 <w:szCs w:val="16"/>
               </w:rPr>
-              <w:t xml:space="preserve">115</w:t>
+              <w:t>131</w:t>
             </w:r>
           </w:p>
         </w:tc>
@@ -1913,7 +1913,7 @@
                 <w:sz w:val="16"/>
                 <w:szCs w:val="16"/>
               </w:rPr>
-              <w:t xml:space="preserve">1,271</w:t>
+              <w:t>1,403</w:t>
             </w:r>
           </w:p>
         </w:tc>
@@ -2002,7 +2002,7 @@
                 <w:sz w:val="16"/>
                 <w:szCs w:val="16"/>
               </w:rPr>
-              <w:t xml:space="preserve">141</w:t>
+              <w:t>159</w:t>
             </w:r>
           </w:p>
         </w:tc>
@@ -2585,16 +2585,7 @@
           <w:sz w:val="18"/>
           <w:szCs w:val="18"/>
         </w:rPr>
-        <w:t xml:space="preserve">The formula.  </w:t>
-      </w:r>
-      <w:r>
-        <w:rPr>
-          <w:rFonts w:ascii="Arial" w:cs="Arial" w:eastAsia="Arial" w:hAnsi="Arial"/>
-          <w:color w:val="2E2E2E"/>
-          <w:sz w:val="18"/>
-          <w:szCs w:val="18"/>
-        </w:rPr>
-        <w:t xml:space="preserve">Score = (S × 0.50 + E × 0.25 + X × 0.25) × 100, rounded with Math.floor(raw + 0.5). Strong ≥ 80, possible 50–79, related &lt; 50. Education ranks: none 0, highschool 1, vocational 2, associate 3, bachelor 4, master 5.</w:t>
+        <w:t>The formula.  Score = (S × 0.50 + E × 0.25 + X × 0.25) × 100, rounded with Math.floor(raw + 0.5). Strong ≥ 80, possible 50–79, related &lt; 50. A matched skill the applicant named no source for counts at UNEVIDENCED_CREDIT, 0.5, rather than in full. Education ranks: none 0, highschool 1, vocational 2, associate 3, bachelor 4, master 5.</w:t>
       </w:r>
     </w:p>
     <w:p>
@@ -6350,7 +6341,7 @@
                 <w:sz w:val="16"/>
                 <w:szCs w:val="16"/>
               </w:rPr>
-              <w:t xml:space="preserve">141</w:t>
+              <w:t>154</w:t>
             </w:r>
           </w:p>
         </w:tc>
@@ -6801,7 +6792,7 @@
                 <w:sz w:val="16"/>
                 <w:szCs w:val="16"/>
               </w:rPr>
-              <w:t xml:space="preserve">284</w:t>
+              <w:t>410</w:t>
             </w:r>
           </w:p>
         </w:tc>
@@ -6890,7 +6881,7 @@
                 <w:sz w:val="16"/>
                 <w:szCs w:val="16"/>
               </w:rPr>
-              <w:t xml:space="preserve">282</w:t>
+              <w:t>406</w:t>
             </w:r>
           </w:p>
         </w:tc>
@@ -6979,7 +6970,7 @@
                 <w:sz w:val="16"/>
                 <w:szCs w:val="16"/>
               </w:rPr>
-              <w:t xml:space="preserve">263</w:t>
+              <w:t>287</w:t>
             </w:r>
           </w:p>
         </w:tc>
@@ -7068,7 +7059,7 @@
                 <w:sz w:val="16"/>
                 <w:szCs w:val="16"/>
               </w:rPr>
-              <w:t xml:space="preserve">161</w:t>
+              <w:t>215</w:t>
             </w:r>
           </w:p>
         </w:tc>
@@ -8320,7 +8311,7 @@
                 <w:sz w:val="16"/>
                 <w:szCs w:val="16"/>
               </w:rPr>
-              <w:t xml:space="preserve">402</w:t>
+              <w:t>576</w:t>
             </w:r>
           </w:p>
         </w:tc>
@@ -8409,7 +8400,7 @@
                 <w:sz w:val="16"/>
                 <w:szCs w:val="16"/>
               </w:rPr>
-              <w:t xml:space="preserve">383</w:t>
+              <w:t>437</w:t>
             </w:r>
           </w:p>
         </w:tc>
@@ -9210,7 +9201,7 @@
                 <w:sz w:val="16"/>
                 <w:szCs w:val="16"/>
               </w:rPr>
-              <w:t xml:space="preserve">45</w:t>
+              <w:t>64</w:t>
             </w:r>
           </w:p>
         </w:tc>
@@ -9419,7 +9410,7 @@
           <w:sz w:val="19"/>
           <w:szCs w:val="19"/>
         </w:rPr>
-        <w:t xml:space="preserve">This is the section to read before the defense. Everything the system claims about fairness rests on twenty-six lines of engine.ts, and a panelist who asks you to derive a score by hand is asking about these.</w:t>
+        <w:t>This is the section to read before the defense. Everything the system claims about fairness rests on about forty lines of engine.ts, and a panelist who asks you to derive a score by hand is asking about these.</w:t>
       </w:r>
     </w:p>
     <w:p>
@@ -9442,119 +9433,26 @@
           <w:sz w:val="17"/>
           <w:szCs w:val="17"/>
         </w:rPr>
-        <w:t xml:space="preserve">const W = weightsFor(cfg, posting);       // posting weights, else site defaults</w:t>
-      </w:r>
-      <w:r>
+        <w:t>const W = weightsFor(cfg, posting);       // posting weights, else site defaults</w:t>
         <w:br/>
-      </w:r>
-      <w:r>
-        <w:rPr>
-          <w:rFonts w:ascii="Consolas" w:cs="Consolas" w:eastAsia="Consolas" w:hAnsi="Consolas"/>
-          <w:b w:val="false"/>
-          <w:bCs w:val="false"/>
-          <w:i w:val="false"/>
-          <w:iCs w:val="false"/>
-          <w:color w:val="1A1A1A"/>
-          <w:sz w:val="17"/>
-          <w:szCs w:val="17"/>
-        </w:rPr>
-        <w:t xml:space="preserve"/>
-      </w:r>
-      <w:r>
         <w:br/>
-      </w:r>
-      <w:r>
-        <w:rPr>
-          <w:rFonts w:ascii="Consolas" w:cs="Consolas" w:eastAsia="Consolas" w:hAnsi="Consolas"/>
-          <w:b w:val="false"/>
-          <w:bCs w:val="false"/>
-          <w:i w:val="false"/>
-          <w:iCs w:val="false"/>
-          <w:color w:val="1A1A1A"/>
-          <w:sz w:val="17"/>
-          <w:szCs w:val="17"/>
-        </w:rPr>
-        <w:t xml:space="preserve">skillPart = required.length ? matched.length / required.length : 1.0</w:t>
-      </w:r>
-      <w:r>
+        <w:t>// a matched skill with no named source counts half, never zero</w:t>
         <w:br/>
-      </w:r>
-      <w:r>
-        <w:rPr>
-          <w:rFonts w:ascii="Consolas" w:cs="Consolas" w:eastAsia="Consolas" w:hAnsi="Consolas"/>
-          <w:b w:val="false"/>
-          <w:bCs w:val="false"/>
-          <w:i w:val="false"/>
-          <w:iCs w:val="false"/>
-          <w:color w:val="1A1A1A"/>
-          <w:sz w:val="17"/>
-          <w:szCs w:val="17"/>
-        </w:rPr>
-        <w:t xml:space="preserve">eduPart   = reqEdu === 0    ? 1.0 : Math.min(1.0, seekerEdu / reqEdu)</w:t>
-      </w:r>
-      <w:r>
+        <w:t>unevidenced = evidence ? matched.filter((s) =&gt; !sourced(evidence, s)) : []</w:t>
         <w:br/>
-      </w:r>
-      <w:r>
-        <w:rPr>
-          <w:rFonts w:ascii="Consolas" w:cs="Consolas" w:eastAsia="Consolas" w:hAnsi="Consolas"/>
-          <w:b w:val="false"/>
-          <w:bCs w:val="false"/>
-          <w:i w:val="false"/>
-          <w:iCs w:val="false"/>
-          <w:color w:val="1A1A1A"/>
-          <w:sz w:val="17"/>
-          <w:szCs w:val="17"/>
-        </w:rPr>
-        <w:t xml:space="preserve">expPart   = reqMonths &lt;= 0  ? 1.0 : Math.min(1.0, months / reqMonths)</w:t>
-      </w:r>
-      <w:r>
+        <w:t>credited    = matched.length - unevidenced.length * (1 - UNEVIDENCED_CREDIT)</w:t>
         <w:br/>
-      </w:r>
-      <w:r>
-        <w:rPr>
-          <w:rFonts w:ascii="Consolas" w:cs="Consolas" w:eastAsia="Consolas" w:hAnsi="Consolas"/>
-          <w:b w:val="false"/>
-          <w:bCs w:val="false"/>
-          <w:i w:val="false"/>
-          <w:iCs w:val="false"/>
-          <w:color w:val="1A1A1A"/>
-          <w:sz w:val="17"/>
-          <w:szCs w:val="17"/>
-        </w:rPr>
-        <w:t xml:space="preserve"/>
-      </w:r>
-      <w:r>
         <w:br/>
-      </w:r>
-      <w:r>
-        <w:rPr>
-          <w:rFonts w:ascii="Consolas" w:cs="Consolas" w:eastAsia="Consolas" w:hAnsi="Consolas"/>
-          <w:b w:val="false"/>
-          <w:bCs w:val="false"/>
-          <w:i w:val="false"/>
-          <w:iCs w:val="false"/>
-          <w:color w:val="1A1A1A"/>
-          <w:sz w:val="17"/>
-          <w:szCs w:val="17"/>
-        </w:rPr>
-        <w:t xml:space="preserve">raw   = (skillPart * W.skills + eduPart * W.education + expPart * W.experience) * 100</w:t>
-      </w:r>
-      <w:r>
+        <w:t>skillPart = required.length ? credited / required.length : 1.0</w:t>
         <w:br/>
-      </w:r>
-      <w:r>
-        <w:rPr>
-          <w:rFonts w:ascii="Consolas" w:cs="Consolas" w:eastAsia="Consolas" w:hAnsi="Consolas"/>
-          <w:b w:val="false"/>
-          <w:bCs w:val="false"/>
-          <w:i w:val="false"/>
-          <w:iCs w:val="false"/>
-          <w:color w:val="1A1A1A"/>
-          <w:sz w:val="17"/>
-          <w:szCs w:val="17"/>
-        </w:rPr>
-        <w:t xml:space="preserve">total = Math.floor(raw + 0.5)            // half-up, stated explicitly</w:t>
+        <w:t>eduPart   = reqEdu === 0    ? 1.0 : Math.min(1.0, seekerEdu / reqEdu)</w:t>
+        <w:br/>
+        <w:t>expPart   = reqMonths &lt;= 0  ? 1.0 : Math.min(1.0, months / reqMonths)</w:t>
+        <w:br/>
+        <w:br/>
+        <w:t>raw   = (skillPart * W.skills + eduPart * W.education + expPart * W.experience) * 100</w:t>
+        <w:br/>
+        <w:t>total = Math.floor(raw + 0.5)            // half-up, stated explicitly</w:t>
       </w:r>
     </w:p>
     <w:tbl>
@@ -10111,6 +10009,95 @@
                 <w:szCs w:val="16"/>
               </w:rPr>
               <w:t xml:space="preserve">The comment on that line says it must match the PHP build’s score(). Two implementations rounding differently is how a parity suite earns its keep.</w:t>
+            </w:r>
+          </w:p>
+        </w:tc>
+      </w:tr>
+      <w:tr>
+        <w:tc>
+          <w:tcPr>
+            <w:tcW w:type="dxa" w:w="2153"/>
+            <w:tcMar>
+              <w:top w:type="dxa" w:w="80"/>
+              <w:left w:type="dxa" w:w="105"/>
+              <w:bottom w:type="dxa" w:w="80"/>
+              <w:right w:type="dxa" w:w="105"/>
+            </w:tcMar>
+          </w:tcPr>
+          <w:p>
+            <w:pPr>
+              <w:spacing w:after="0" w:before="0" w:line="255"/>
+            </w:pPr>
+            <w:r>
+              <w:rPr>
+                <w:rFonts w:ascii="Arial" w:cs="Arial" w:eastAsia="Arial" w:hAnsi="Arial"/>
+                <w:b w:val="false"/>
+                <w:bCs w:val="false"/>
+                <w:i w:val="false"/>
+                <w:iCs w:val="false"/>
+                <w:color w:val="333333"/>
+                <w:sz w:val="16"/>
+                <w:szCs w:val="16"/>
+              </w:rPr>
+              <w:t>A skill with no source counts half</w:t>
+            </w:r>
+          </w:p>
+        </w:tc>
+        <w:tc>
+          <w:tcPr>
+            <w:tcW w:type="dxa" w:w="3557"/>
+            <w:tcMar>
+              <w:top w:type="dxa" w:w="80"/>
+              <w:left w:type="dxa" w:w="105"/>
+              <w:bottom w:type="dxa" w:w="80"/>
+              <w:right w:type="dxa" w:w="105"/>
+            </w:tcMar>
+          </w:tcPr>
+          <w:p>
+            <w:pPr>
+              <w:spacing w:after="0" w:before="0" w:line="255"/>
+            </w:pPr>
+            <w:r>
+              <w:rPr>
+                <w:rFonts w:ascii="Arial" w:cs="Arial" w:eastAsia="Arial" w:hAnsi="Arial"/>
+                <w:b w:val="false"/>
+                <w:bCs w:val="false"/>
+                <w:i w:val="false"/>
+                <w:iCs w:val="false"/>
+                <w:color w:val="333333"/>
+                <w:sz w:val="16"/>
+                <w:szCs w:val="16"/>
+              </w:rPr>
+              <w:t>The builder asks where each skill was used and the answer must point at an entry already on the resume. UNEVIDENCED_CREDIT is 0.5.</w:t>
+            </w:r>
+          </w:p>
+        </w:tc>
+        <w:tc>
+          <w:tcPr>
+            <w:tcW w:type="dxa" w:w="3650"/>
+            <w:tcMar>
+              <w:top w:type="dxa" w:w="80"/>
+              <w:left w:type="dxa" w:w="105"/>
+              <w:bottom w:type="dxa" w:w="80"/>
+              <w:right w:type="dxa" w:w="105"/>
+            </w:tcMar>
+          </w:tcPr>
+          <w:p>
+            <w:pPr>
+              <w:spacing w:after="0" w:before="0" w:line="255"/>
+            </w:pPr>
+            <w:r>
+              <w:rPr>
+                <w:rFonts w:ascii="Arial" w:cs="Arial" w:eastAsia="Arial" w:hAnsi="Arial"/>
+                <w:b w:val="false"/>
+                <w:bCs w:val="false"/>
+                <w:i w:val="false"/>
+                <w:iCs w:val="false"/>
+                <w:color w:val="333333"/>
+                <w:sz w:val="16"/>
+                <w:szCs w:val="16"/>
+              </w:rPr>
+              <w:t>Required skills are printed on every opening, so an applicant could always read the list and type it in. This prices that rather than pretending it is impossible — and half rather than zero, because a self-taught skill is not a false one. An ABSENT evidence map means the question was never asked, which is why an extracted document is scored in full.</w:t>
             </w:r>
           </w:p>
         </w:tc>
@@ -10225,7 +10212,7 @@
           <w:sz w:val="19"/>
           <w:szCs w:val="19"/>
         </w:rPr>
-        <w:t xml:space="preserve">One file, 627 lines: 21 tables with constraints, indexes and 28 seed inserts. Setup is one command rather than assembling a schema and a seed from separate sources.</w:t>
+        <w:t>One file, 700 lines: 22 tables with constraints, indexes and 28 seed inserts. Setup is one command rather than assembling a schema and a seed from separate sources.</w:t>
       </w:r>
     </w:p>
     <w:tbl>
@@ -10545,7 +10532,7 @@
                 <w:sz w:val="16"/>
                 <w:szCs w:val="16"/>
               </w:rPr>
-              <w:t xml:space="preserve">applications · application_status_history · match_scores · match_settings</w:t>
+              <w:t>applications · application_status_history · match_scores · match_settings · application_notes</w:t>
             </w:r>
           </w:p>
         </w:tc>
@@ -10643,16 +10630,7 @@
           <w:sz w:val="18"/>
           <w:szCs w:val="18"/>
         </w:rPr>
-        <w:t xml:space="preserve">Nine tables postdate the manuscript ERD.  </w:t>
-      </w:r>
-      <w:r>
-        <w:rPr>
-          <w:rFonts w:ascii="Arial" w:cs="Arial" w:eastAsia="Arial" w:hAnsi="Arial"/>
-          <w:color w:val="2E2E2E"/>
-          <w:sz w:val="18"/>
-          <w:szCs w:val="18"/>
-        </w:rPr>
-        <w:t xml:space="preserve">projects, resume_languages, resume_references, saved_jobs, department_assignments, recruiter_requests, email_codes, application_status_history and match_settings — which is why Figure 5 was regenerated.</w:t>
+        <w:t>Ten tables postdate the manuscript ERD.  application_notes, projects, resume_languages, resume_references, saved_jobs, department_assignments, recruiter_requests, email_codes, application_status_history and match_settings — which is why Figure 5 was regenerated.</w:t>
       </w:r>
     </w:p>
     <w:p>
@@ -10688,7 +10666,7 @@
           <w:sz w:val="19"/>
           <w:szCs w:val="19"/>
         </w:rPr>
-        <w:t xml:space="preserve">Fourteen CHECK constraints, read from the live catalogue. They matter because they are the one layer an application bug cannot talk its way past — if a value is wrong the insert fails rather than the data quietly becoming wrong.</w:t>
+        <w:t>Sixteen CHECK constraints, read from the live catalogue. They matter because they are the one layer an application bug cannot talk its way past — if a value is wrong the insert fails rather than the data quietly becoming wrong.</w:t>
       </w:r>
     </w:p>
     <w:tbl>
@@ -11369,6 +11347,126 @@
                 <w:szCs w:val="16"/>
               </w:rPr>
               <w:t xml:space="preserve">purpose is verify or reset</w:t>
+            </w:r>
+          </w:p>
+        </w:tc>
+      </w:tr>
+      <w:tr>
+        <w:tc>
+          <w:tcPr>
+            <w:tcW w:type="dxa" w:w="2434"/>
+            <w:tcMar>
+              <w:top w:type="dxa" w:w="80"/>
+              <w:left w:type="dxa" w:w="105"/>
+              <w:bottom w:type="dxa" w:w="80"/>
+              <w:right w:type="dxa" w:w="105"/>
+            </w:tcMar>
+          </w:tcPr>
+          <w:p>
+            <w:pPr>
+              <w:spacing w:after="0" w:before="0" w:line="255"/>
+            </w:pPr>
+            <w:r>
+              <w:rPr>
+                <w:rFonts w:ascii="Arial" w:cs="Arial" w:eastAsia="Arial" w:hAnsi="Arial"/>
+                <w:b w:val="false"/>
+                <w:bCs w:val="false"/>
+                <w:i w:val="false"/>
+                <w:iCs w:val="false"/>
+                <w:color w:val="333333"/>
+                <w:sz w:val="16"/>
+                <w:szCs w:val="16"/>
+              </w:rPr>
+              <w:t>application_status_history</w:t>
+            </w:r>
+          </w:p>
+        </w:tc>
+        <w:tc>
+          <w:tcPr>
+            <w:tcW w:type="dxa" w:w="6926"/>
+            <w:tcMar>
+              <w:top w:type="dxa" w:w="80"/>
+              <w:left w:type="dxa" w:w="105"/>
+              <w:bottom w:type="dxa" w:w="80"/>
+              <w:right w:type="dxa" w:w="105"/>
+            </w:tcMar>
+          </w:tcPr>
+          <w:p>
+            <w:pPr>
+              <w:spacing w:after="0" w:before="0" w:line="255"/>
+            </w:pPr>
+            <w:r>
+              <w:rPr>
+                <w:rFonts w:ascii="Arial" w:cs="Arial" w:eastAsia="Arial" w:hAnsi="Arial"/>
+                <w:b w:val="false"/>
+                <w:bCs w:val="false"/>
+                <w:i w:val="false"/>
+                <w:iCs w:val="false"/>
+                <w:color w:val="333333"/>
+                <w:sz w:val="16"/>
+                <w:szCs w:val="16"/>
+              </w:rPr>
+              <w:t>reason is NULL or one of the eight rejection codes</w:t>
+            </w:r>
+          </w:p>
+        </w:tc>
+      </w:tr>
+      <w:tr>
+        <w:tc>
+          <w:tcPr>
+            <w:tcW w:type="dxa" w:w="2434"/>
+            <w:tcMar>
+              <w:top w:type="dxa" w:w="80"/>
+              <w:left w:type="dxa" w:w="105"/>
+              <w:bottom w:type="dxa" w:w="80"/>
+              <w:right w:type="dxa" w:w="105"/>
+            </w:tcMar>
+          </w:tcPr>
+          <w:p>
+            <w:pPr>
+              <w:spacing w:after="0" w:before="0" w:line="255"/>
+            </w:pPr>
+            <w:r>
+              <w:rPr>
+                <w:rFonts w:ascii="Arial" w:cs="Arial" w:eastAsia="Arial" w:hAnsi="Arial"/>
+                <w:b w:val="false"/>
+                <w:bCs w:val="false"/>
+                <w:i w:val="false"/>
+                <w:iCs w:val="false"/>
+                <w:color w:val="333333"/>
+                <w:sz w:val="16"/>
+                <w:szCs w:val="16"/>
+              </w:rPr>
+              <w:t>resume_skills</w:t>
+            </w:r>
+          </w:p>
+        </w:tc>
+        <w:tc>
+          <w:tcPr>
+            <w:tcW w:type="dxa" w:w="6926"/>
+            <w:tcMar>
+              <w:top w:type="dxa" w:w="80"/>
+              <w:left w:type="dxa" w:w="105"/>
+              <w:bottom w:type="dxa" w:w="80"/>
+              <w:right w:type="dxa" w:w="105"/>
+            </w:tcMar>
+          </w:tcPr>
+          <w:p>
+            <w:pPr>
+              <w:spacing w:after="0" w:before="0" w:line="255"/>
+            </w:pPr>
+            <w:r>
+              <w:rPr>
+                <w:rFonts w:ascii="Arial" w:cs="Arial" w:eastAsia="Arial" w:hAnsi="Arial"/>
+                <w:b w:val="false"/>
+                <w:bCs w:val="false"/>
+                <w:i w:val="false"/>
+                <w:iCs w:val="false"/>
+                <w:color w:val="333333"/>
+                <w:sz w:val="16"/>
+                <w:szCs w:val="16"/>
+              </w:rPr>
+              <w:t>evidence_kind is NULL or one of experience, project, certification, education</w:t>
             </w:r>
           </w:p>
         </w:tc>
@@ -12128,7 +12226,7 @@
                 <w:sz w:val="16"/>
                 <w:szCs w:val="16"/>
               </w:rPr>
-              <w:t xml:space="preserve">The recruiter opens the opening. Applicants come back ordered by score, serialised through lib/serializers.ts so every id is a string.</w:t>
+              <w:t>The recruiter opens the opening. Applicants come back ordered by the score RECORDED AT APPLICATION, not by what each resume would score today — so a shortlist already worked cannot reorder itself. The live score is computed too, but only to label the difference.</w:t>
             </w:r>
           </w:p>
         </w:tc>
@@ -12217,7 +12315,7 @@
                 <w:sz w:val="16"/>
                 <w:szCs w:val="16"/>
               </w:rPr>
-              <w:t xml:space="preserve">A status change writes application_status_history with the row of who changed it and when, then emails the applicant if they have notifications on.</w:t>
+              <w:t>A status change writes application_status_history with changed_by, and on a rejection may carry a reason code. The applicant reads the reason; they never read which member of staff chose it.</w:t>
             </w:r>
           </w:p>
         </w:tc>
@@ -12263,16 +12361,7 @@
           <w:sz w:val="18"/>
           <w:szCs w:val="18"/>
         </w:rPr>
-        <w:t xml:space="preserve">The score is written twice, deliberately.  </w:t>
-      </w:r>
-      <w:r>
-        <w:rPr>
-          <w:rFonts w:ascii="Arial" w:cs="Arial" w:eastAsia="Arial" w:hAnsi="Arial"/>
-          <w:color w:val="2E2E2E"/>
-          <w:sz w:val="18"/>
-          <w:szCs w:val="18"/>
-        </w:rPr>
-        <w:t xml:space="preserve">score_snapshot on the application freezes what the applicant was told at the moment they applied. match_scores is recomputed. If a recruiter later edits the posting, the snapshot still shows what the applicant saw — which is what makes the transparency promise survive an edit.</w:t>
+        <w:t>The score is written twice, deliberately.  score_snapshot on the application freezes what the applicant was told at the moment they applied. match_scores is recomputed. The ranked list a recruiter works from sorts on the snapshot, so neither an edited resume nor a retuned posting can move anybody after the fact; match_scores is recomputed, and the difference between the two is what the drift notice reports.</w:t>
       </w:r>
     </w:p>
     <w:p>
@@ -13288,7 +13377,7 @@
                 <w:sz w:val="16"/>
                 <w:szCs w:val="16"/>
               </w:rPr>
-              <w:t xml:space="preserve">885</w:t>
+              <w:t>1,130</w:t>
             </w:r>
           </w:p>
         </w:tc>
@@ -13555,7 +13644,7 @@
                 <w:sz w:val="16"/>
                 <w:szCs w:val="16"/>
               </w:rPr>
-              <w:t xml:space="preserve">491</w:t>
+              <w:t>649</w:t>
             </w:r>
           </w:p>
         </w:tc>
@@ -13584,7 +13673,7 @@
                 <w:sz w:val="16"/>
                 <w:szCs w:val="16"/>
               </w:rPr>
-              <w:t xml:space="preserve">Component weighting, tier boundaries, unspecified requirements, the rounding rule, and that the vocabulary never equates two different skills.</w:t>
+              <w:t>Component weighting, tier boundaries, unspecified requirements, the rounding rule, and that the vocabulary never equates two different skills. Also the half-credit rule, both of its branches, and the constraint in the schema file that has to agree with it.</w:t>
             </w:r>
           </w:p>
         </w:tc>
@@ -13644,7 +13733,7 @@
                 <w:sz w:val="16"/>
                 <w:szCs w:val="16"/>
               </w:rPr>
-              <w:t xml:space="preserve">287</w:t>
+              <w:t>295</w:t>
             </w:r>
           </w:p>
         </w:tc>
@@ -13733,7 +13822,7 @@
                 <w:sz w:val="16"/>
                 <w:szCs w:val="16"/>
               </w:rPr>
-              <w:t xml:space="preserve">340</w:t>
+              <w:t>385</w:t>
             </w:r>
           </w:p>
         </w:tc>
@@ -13762,7 +13851,7 @@
                 <w:sz w:val="16"/>
                 <w:szCs w:val="16"/>
               </w:rPr>
-              <w:t xml:space="preserve">Twenty-four tests over the rule-based reader — among them that a date range naming no months counts whole years rather than calendar years, that every parsed field is clamped so a hostile document cannot flood the database, and that a document nothing could be read from returns a failure rather than an empty résumé that would score a confident zero.</w:t>
+              <w:t>Twenty-six tests over the rule-based reader — among them that a date range naming no months counts whole years rather than calendar years, that every parsed field is clamped so a hostile document cannot flood the database, and that a document nothing could be read from returns a failure rather than an empty résumé that would score a confident zero.</w:t>
             </w:r>
           </w:p>
         </w:tc>
@@ -15364,7 +15453,7 @@
                 <w:sz w:val="16"/>
                 <w:szCs w:val="16"/>
               </w:rPr>
-              <w:t xml:space="preserve">Generated capstone deliverables — the design specification PDF and several Word documents, including manuscript replacement sections recording eleven divergences. Several are now fixed; check which before citing it.</w:t>
+              <w:t>Generated capstone deliverables — the design specification, the manuscript revisions, the research instruments, the defence study guide, and the four guides written for group members who did not build the system. Documents, not source.</w:t>
             </w:r>
           </w:p>
         </w:tc>

--- a/05_Website_Angular/docs/ResumeMatch-PH-Codebase.docx
+++ b/05_Website_Angular/docs/ResumeMatch-PH-Codebase.docx
@@ -97,23 +97,9 @@
           <w:sz w:val="20"/>
           <w:szCs w:val="20"/>
         </w:rPr>
-        <w:t xml:space="preserve">04_Website is excluded, and nothing needs it</w:t>
-      </w:r>
-      <w:r>
+        <w:t>The PHP prototype is gone, and nothing needed it</w:t>
         <w:br/>
-      </w:r>
-      <w:r>
-        <w:rPr>
-          <w:rFonts w:ascii="Arial" w:cs="Arial" w:eastAsia="Arial" w:hAnsi="Arial"/>
-          <w:b w:val="false"/>
-          <w:bCs w:val="false"/>
-          <w:i w:val="false"/>
-          <w:iCs w:val="false"/>
-          <w:color w:val="1A1A1A"/>
-          <w:sz w:val="19"/>
-          <w:szCs w:val="19"/>
-        </w:rPr>
-        <w:t xml:space="preserve">Searching the repository for references to 04_Website from outside that folder returns ten hits, and every one is a comment recording which PHP file a TypeScript file was ported from. No import, no build step, no configuration value, no runtime path. Netlify builds from the client folder; CI installs only under 05_Website_Angular. It can be deleted without breaking the build, the tests or the deployment — it is kept as evidence the migration happened. Part 8 records what is in it.</w:t>
+        <w:t>An earlier PHP and MySQL prototype was removed from the repository once the rebuild was finished; it survives in the git history only. Nothing in the current tree ever imported it — no import, no build step, no configuration value, no runtime path. The only traces it left are provenance comments in file headers, each recording which PHP file a TypeScript file was ported from. Vercel builds from the client folder; CI installs only under 05_Website_Angular. Part 8 records what was in it.</w:t>
       </w:r>
     </w:p>
     <w:p>
@@ -777,95 +763,6 @@
                 <w:szCs w:val="16"/>
               </w:rPr>
               <w:t xml:space="preserve">Generated capstone deliverables — documents, not source</w:t>
-            </w:r>
-          </w:p>
-        </w:tc>
-      </w:tr>
-      <w:tr>
-        <w:tc>
-          <w:tcPr>
-            <w:tcW w:type="dxa" w:w="2434"/>
-            <w:tcMar>
-              <w:top w:type="dxa" w:w="80"/>
-              <w:left w:type="dxa" w:w="105"/>
-              <w:bottom w:type="dxa" w:w="80"/>
-              <w:right w:type="dxa" w:w="105"/>
-            </w:tcMar>
-          </w:tcPr>
-          <w:p>
-            <w:pPr>
-              <w:spacing w:after="0" w:before="0" w:line="255"/>
-            </w:pPr>
-            <w:r>
-              <w:rPr>
-                <w:rFonts w:ascii="Arial" w:cs="Arial" w:eastAsia="Arial" w:hAnsi="Arial"/>
-                <w:b w:val="false"/>
-                <w:bCs w:val="false"/>
-                <w:i w:val="false"/>
-                <w:iCs w:val="false"/>
-                <w:color w:val="333333"/>
-                <w:sz w:val="16"/>
-                <w:szCs w:val="16"/>
-              </w:rPr>
-              <w:t xml:space="preserve">04_Website</w:t>
-            </w:r>
-          </w:p>
-        </w:tc>
-        <w:tc>
-          <w:tcPr>
-            <w:tcW w:type="dxa" w:w="1123"/>
-            <w:tcMar>
-              <w:top w:type="dxa" w:w="80"/>
-              <w:left w:type="dxa" w:w="105"/>
-              <w:bottom w:type="dxa" w:w="80"/>
-              <w:right w:type="dxa" w:w="105"/>
-            </w:tcMar>
-          </w:tcPr>
-          <w:p>
-            <w:pPr>
-              <w:spacing w:after="0" w:before="0" w:line="255"/>
-            </w:pPr>
-            <w:r>
-              <w:rPr>
-                <w:rFonts w:ascii="Arial" w:cs="Arial" w:eastAsia="Arial" w:hAnsi="Arial"/>
-                <w:b w:val="false"/>
-                <w:bCs w:val="false"/>
-                <w:i w:val="false"/>
-                <w:iCs w:val="false"/>
-                <w:color w:val="333333"/>
-                <w:sz w:val="16"/>
-                <w:szCs w:val="16"/>
-              </w:rPr>
-              <w:t xml:space="preserve">36 files</w:t>
-            </w:r>
-          </w:p>
-        </w:tc>
-        <w:tc>
-          <w:tcPr>
-            <w:tcW w:type="dxa" w:w="5803"/>
-            <w:tcMar>
-              <w:top w:type="dxa" w:w="80"/>
-              <w:left w:type="dxa" w:w="105"/>
-              <w:bottom w:type="dxa" w:w="80"/>
-              <w:right w:type="dxa" w:w="105"/>
-            </w:tcMar>
-          </w:tcPr>
-          <w:p>
-            <w:pPr>
-              <w:spacing w:after="0" w:before="0" w:line="255"/>
-            </w:pPr>
-            <w:r>
-              <w:rPr>
-                <w:rFonts w:ascii="Arial" w:cs="Arial" w:eastAsia="Arial" w:hAnsi="Arial"/>
-                <w:b w:val="false"/>
-                <w:bCs w:val="false"/>
-                <w:i w:val="false"/>
-                <w:iCs w:val="false"/>
-                <w:color w:val="333333"/>
-                <w:sz w:val="16"/>
-                <w:szCs w:val="16"/>
-              </w:rPr>
-              <w:t xml:space="preserve">Original PHP version. Reference only.</w:t>
             </w:r>
           </w:p>
         </w:tc>
@@ -997,16 +894,7 @@
           <w:sz w:val="18"/>
           <w:szCs w:val="18"/>
         </w:rPr>
-        <w:t xml:space="preserve">Two builds, one source tree.  </w:t>
-      </w:r>
-      <w:r>
-        <w:rPr>
-          <w:rFonts w:ascii="Arial" w:cs="Arial" w:eastAsia="Arial" w:hAnsi="Arial"/>
-          <w:color w:val="2E2E2E"/>
-          <w:sz w:val="18"/>
-          <w:szCs w:val="18"/>
-        </w:rPr>
-        <w:t xml:space="preserve">npm run build is the API version the Method describes; npm run build:demo is the browser-only version Netlify deploys. Both end with guards that fail rather than ship a page broken in a way no dev server would reveal.</w:t>
+        <w:t>Two builds, one source tree.  npm run build is the API version the Method describes; npm run build:demo is the browser-only version Vercel deploys. Both end with guards that fail rather than ship a page broken in a way no dev server would reveal.</w:t>
       </w:r>
     </w:p>
     <w:p>
@@ -1185,7 +1073,7 @@
                 <w:sz w:val="16"/>
                 <w:szCs w:val="16"/>
               </w:rPr>
-              <w:t xml:space="preserve">netlify.toml</w:t>
+              <w:t>client/vercel.json</w:t>
             </w:r>
           </w:p>
         </w:tc>
@@ -1214,7 +1102,7 @@
                 <w:sz w:val="16"/>
                 <w:szCs w:val="16"/>
               </w:rPr>
-              <w:t xml:space="preserve">Deploys the DEMO build — Netlify is a static host and does not run Node. Base is the client folder, command is build:demo, Node 22. Rewrites every path to index.html at status 200 so deep links and refreshes work. Declares the security headers helmet would otherwise send, with a CSP mirroring the server’s.</w:t>
+              <w:t>Deploys the DEMO build — Vercel is a static host and does not run Node. The root directory is the client folder, the command is build:demo, on Node 22. Rewrites every path to index.html so deep links and refreshes work. Declares the security headers helmet would otherwise send, with a CSP mirroring the server’s.</w:t>
             </w:r>
           </w:p>
         </w:tc>
@@ -1354,16 +1242,7 @@
           <w:sz w:val="18"/>
           <w:szCs w:val="18"/>
         </w:rPr>
-        <w:t xml:space="preserve">The disclosure lives in netlify.toml.  </w:t>
-      </w:r>
-      <w:r>
-        <w:rPr>
-          <w:rFonts w:ascii="Arial" w:cs="Arial" w:eastAsia="Arial" w:hAnsi="Arial"/>
-          <w:color w:val="2E2E2E"/>
-          <w:sz w:val="18"/>
-          <w:szCs w:val="18"/>
-        </w:rPr>
-        <w:t xml:space="preserve">Its opening comment states in writing that this deploys the demo build and that the API build would 404 on every /api call here. Point a panel at it rather than being caught by it.</w:t>
+        <w:t>The disclosure lives in DEPLOY.md.  It states in writing that the public link deploys the demo build, and that the API build would 404 on every /api call here. Point a panel at it rather than being caught by it.</w:t>
       </w:r>
     </w:p>
     <w:p>
@@ -15146,7 +15025,7 @@
                 <w:sz w:val="16"/>
                 <w:szCs w:val="16"/>
               </w:rPr>
-              <w:t xml:space="preserve">Runs after ng build and writes dist/sitemap.xml, then fixes the Sitemap: line in dist/robots.txt. Both need the site’s ABSOLUTE origin, which is a deployment fact rather than a source fact — the same build runs on localhost, on a Netlify preview URL, and on whatever domain the study ends up using — so the origin comes from SITE_URL at build time. WITHOUT SITE_URL it writes NO sitemap and strips the Sitemap: line out of robots.txt, deliberately: a sitemap listing URLs on the wrong domain is worse than none, because every URL in it 404s.</w:t>
+              <w:t>Runs after ng build and writes dist/sitemap.xml, then fixes the Sitemap: line in dist/robots.txt. Both need the site’s ABSOLUTE origin, which is a deployment fact rather than a source fact — the same build runs on localhost, on a Vercel preview URL, and on whatever domain the study ends up using — so the origin comes from SITE_URL at build time. WITHOUT SITE_URL it writes NO sitemap and strips the Sitemap: line out of robots.txt, deliberately: a sitemap listing URLs on the wrong domain is worse than none, because every URL in it 404s.</w:t>
             </w:r>
           </w:p>
         </w:tc>
@@ -15333,7 +15212,7 @@
                 <w:sz w:val="16"/>
                 <w:szCs w:val="16"/>
               </w:rPr>
-              <w:t xml:space="preserve">Orientation. States that 05_Website_Angular is the current system and 04_Website is reference only.</w:t>
+              <w:t>Orientation. States that 05_Website_Angular is the current system and that the earlier PHP prototype was removed.</w:t>
             </w:r>
           </w:p>
         </w:tc>
@@ -15394,6 +15273,66 @@
                 <w:szCs w:val="16"/>
               </w:rPr>
               <w:t xml:space="preserve">The operational document: running both modes, pointing the server at Supabase, SMTP, the Gemini key, TRUST_PROXY, and a before-and-after table of what changed from the PHP version.</w:t>
+            </w:r>
+          </w:p>
+        </w:tc>
+      </w:tr>
+      <w:tr>
+        <w:tc>
+          <w:tcPr>
+            <w:tcW w:type="dxa" w:w="2434"/>
+            <w:tcMar>
+              <w:top w:type="dxa" w:w="80"/>
+              <w:left w:type="dxa" w:w="105"/>
+              <w:bottom w:type="dxa" w:w="80"/>
+              <w:right w:type="dxa" w:w="105"/>
+            </w:tcMar>
+          </w:tcPr>
+          <w:p>
+            <w:pPr>
+              <w:spacing w:after="0" w:before="0" w:line="255"/>
+            </w:pPr>
+            <w:r>
+              <w:rPr>
+                <w:rFonts w:ascii="Arial" w:cs="Arial" w:eastAsia="Arial" w:hAnsi="Arial"/>
+                <w:b w:val="false"/>
+                <w:bCs w:val="false"/>
+                <w:i w:val="false"/>
+                <w:iCs w:val="false"/>
+                <w:color w:val="333333"/>
+                <w:sz w:val="16"/>
+                <w:szCs w:val="16"/>
+              </w:rPr>
+              <w:t>DEPLOY.md</w:t>
+            </w:r>
+          </w:p>
+        </w:tc>
+        <w:tc>
+          <w:tcPr>
+            <w:tcW w:type="dxa" w:w="6926"/>
+            <w:tcMar>
+              <w:top w:type="dxa" w:w="80"/>
+              <w:left w:type="dxa" w:w="105"/>
+              <w:bottom w:type="dxa" w:w="80"/>
+              <w:right w:type="dxa" w:w="105"/>
+            </w:tcMar>
+          </w:tcPr>
+          <w:p>
+            <w:pPr>
+              <w:spacing w:after="0" w:before="0" w:line="255"/>
+            </w:pPr>
+            <w:r>
+              <w:rPr>
+                <w:rFonts w:ascii="Arial" w:cs="Arial" w:eastAsia="Arial" w:hAnsi="Arial"/>
+                <w:b w:val="false"/>
+                <w:bCs w:val="false"/>
+                <w:i w:val="false"/>
+                <w:iCs w:val="false"/>
+                <w:color w:val="333333"/>
+                <w:sz w:val="16"/>
+                <w:szCs w:val="16"/>
+              </w:rPr>
+              <w:t>Putting the site online with Vercel: the import steps, and why the public link is the demo build rather than the API build.</w:t>
             </w:r>
           </w:p>
         </w:tc>
@@ -15482,7 +15421,7 @@
           <w:sz w:val="27"/>
           <w:szCs w:val="27"/>
         </w:rPr>
-        <w:t xml:space="preserve">Part 8 · 04_Website</w:t>
+        <w:t>Part 8 · The PHP prototype</w:t>
       </w:r>
     </w:p>
     <w:p>
@@ -15516,7 +15455,7 @@
           <w:sz w:val="19"/>
           <w:szCs w:val="19"/>
         </w:rPr>
-        <w:t xml:space="preserve">The original implementation: 36 files of PHP and MySQL. Every part is superseded.</w:t>
+        <w:t>The original implementation: 36 files of PHP and MySQL. Every part is superseded, and the folder itself has been removed from the repository.</w:t>
       </w:r>
     </w:p>
     <w:tbl>
@@ -15566,7 +15505,7 @@
                 <w:sz w:val="16"/>
                 <w:szCs w:val="16"/>
               </w:rPr>
-              <w:t xml:space="preserve">In 04_Website</w:t>
+              <w:t>In the PHP prototype</w:t>
             </w:r>
           </w:p>
         </w:tc>
@@ -15925,23 +15864,9 @@
           <w:sz w:val="20"/>
           <w:szCs w:val="20"/>
         </w:rPr>
-        <w:t xml:space="preserve">If a panelist asks</w:t>
-      </w:r>
-      <w:r>
+        <w:t>If a panelist asks</w:t>
         <w:br/>
-      </w:r>
-      <w:r>
-        <w:rPr>
-          <w:rFonts w:ascii="Arial" w:cs="Arial" w:eastAsia="Arial" w:hAnsi="Arial"/>
-          <w:b w:val="false"/>
-          <w:bCs w:val="false"/>
-          <w:i w:val="false"/>
-          <w:iCs w:val="false"/>
-          <w:color w:val="1A1A1A"/>
-          <w:sz w:val="19"/>
-          <w:szCs w:val="19"/>
-        </w:rPr>
-        <w:t xml:space="preserve">"It is the previous version, kept as a reference; the current system does not use it." You can demonstrate that with a search — the only mentions from outside the folder are provenance comments in file headers.</w:t>
+        <w:t>"It was our first version. We rebuilt it in Angular and Node, and removed it once the rebuild was finished — it is still in the git history if you want to see it." The table below records what became of each part.</w:t>
       </w:r>
     </w:p>
     <w:sectPr>
